--- a/word_reports/LP_0012_위치_314_Various Artists_Memories .docx
+++ b/word_reports/LP_0012_위치_314_Various Artists_Memories .docx
@@ -4,7 +4,7 @@
   <w:body>
     <w:p>
       <w:pPr>
-        <w:spacing w:after="280"/>
+        <w:spacing w:after="80"/>
       </w:pPr>
       <w:r>
         <w:rPr w:rFonts="맑은 고딕">
@@ -13,94 +13,47 @@
           <w:color w:val="1E3A8A"/>
           <w:sz w:val="30"/>
         </w:rPr>
-        <w:t>[314] Various Artists - Memories of Pops Vol. 8</w:t>
+        <w:t>Various Artists - Memories of Pops Vol. 8</w:t>
       </w:r>
     </w:p>
     <w:p>
       <w:pPr>
-        <w:spacing w:after="320"/>
+        <w:spacing w:after="240"/>
       </w:pPr>
       <w:r>
         <w:rPr w:rFonts="맑은 고딕">
           <w:rFonts w:ascii="맑은 고딕" w:hAnsi="맑은 고딕" w:eastAsia="맑은 고딕"/>
           <w:b/>
-          <w:sz w:val="20"/>
+          <w:color w:val="4B5563"/>
+          <w:sz w:val="22"/>
         </w:rPr>
-        <w:t>■ 위치 : 314</w:t>
-        <w:br/>
-      </w:r>
-      <w:r>
-        <w:rPr w:rFonts="맑은 고딕">
-          <w:rFonts w:ascii="맑은 고딕" w:hAnsi="맑은 고딕" w:eastAsia="맑은 고딕"/>
-          <w:b/>
-          <w:sz w:val="20"/>
-        </w:rPr>
-        <w:t>■ 아티스트 : Various Artists</w:t>
-        <w:br/>
-      </w:r>
-      <w:r>
-        <w:rPr w:rFonts="맑은 고딕">
-          <w:rFonts w:ascii="맑은 고딕" w:hAnsi="맑은 고딕" w:eastAsia="맑은 고딕"/>
-          <w:b/>
-          <w:sz w:val="20"/>
-        </w:rPr>
-        <w:t>■ 앨범명 : Memories of Pops Vol. 8</w:t>
-        <w:br/>
-      </w:r>
-      <w:r>
-        <w:rPr w:rFonts="맑은 고딕">
-          <w:rFonts w:ascii="맑은 고딕" w:hAnsi="맑은 고딕" w:eastAsia="맑은 고딕"/>
-          <w:b w:val="0"/>
-          <w:sz w:val="20"/>
-        </w:rPr>
-        <w:t>■ 음반 레이블 : 오아시스 레코드 (Oasis Records)</w:t>
-        <w:br/>
-      </w:r>
-      <w:r>
-        <w:rPr w:rFonts="맑은 고딕">
-          <w:rFonts w:ascii="맑은 고딕" w:hAnsi="맑은 고딕" w:eastAsia="맑은 고딕"/>
-          <w:b w:val="0"/>
-          <w:sz w:val="20"/>
-        </w:rPr>
-        <w:t>■ 발매년도 : 1980</w:t>
-        <w:br/>
-      </w:r>
-      <w:r>
-        <w:rPr w:rFonts="맑은 고딕">
-          <w:rFonts w:ascii="맑은 고딕" w:hAnsi="맑은 고딕" w:eastAsia="맑은 고딕"/>
-          <w:b w:val="0"/>
-          <w:sz w:val="20"/>
-        </w:rPr>
-        <w:t>■ 장르 : 올디스 팝 / 스탠다드 팝 / 소프트 록 (Oldies Pop / Standard Pop / Soft Rock)</w:t>
-        <w:br/>
-      </w:r>
-      <w:r>
-        <w:rPr w:rFonts="맑은 고딕">
-          <w:rFonts w:ascii="맑은 고딕" w:hAnsi="맑은 고딕" w:eastAsia="맑은 고딕"/>
-          <w:b w:val="0"/>
-          <w:sz w:val="20"/>
-        </w:rPr>
-        <w:t>■ 주요 수록곡 : 1. Carpenters - Top of the World</w:t>
-        <w:br/>
+        <w:t>위치 :  314</w:t>
       </w:r>
     </w:p>
     <w:p>
       <w:pPr>
-        <w:spacing w:after="160"/>
+        <w:spacing w:line="324" w:lineRule="auto" w:before="80" w:after="160"/>
       </w:pPr>
       <w:r>
         <w:rPr w:rFonts="맑은 고딕">
           <w:rFonts w:ascii="맑은 고딕" w:hAnsi="맑은 고딕" w:eastAsia="맑은 고딕"/>
           <w:b/>
           <w:color w:val="1F2937"/>
-          <w:sz w:val="24"/>
+          <w:sz w:val="22"/>
         </w:rPr>
-        <w:t>■ 음반 해설 및 감상 가이드</w:t>
+        <w:t xml:space="preserve">[음반 소개] </w:t>
+      </w:r>
+      <w:r>
+        <w:rPr w:rFonts="맑은 고딕">
+          <w:rFonts w:ascii="맑은 고딕" w:hAnsi="맑은 고딕" w:eastAsia="맑은 고딕"/>
+          <w:b w:val="0"/>
+          <w:sz w:val="21"/>
+        </w:rPr>
       </w:r>
     </w:p>
     <w:p>
       <w:pPr>
-        <w:spacing w:line="312" w:lineRule="auto" w:after="120"/>
+        <w:spacing w:line="324" w:lineRule="auto" w:after="120"/>
       </w:pPr>
       <w:r>
         <w:rPr w:rFonts="맑은 고딕">
@@ -108,51 +61,516 @@
           <w:b w:val="0"/>
           <w:sz w:val="21"/>
         </w:rPr>
-        <w:t>1970~80년대 한국 음반 시장에서 'Memories of Pops' 시리즈는 서양 대중음악의 정수를 국내 리스너들에게 소개해 준 소중한 창구이자 라디오 시대를 풍미한 팝 음악의 명곡집이었습니다. 여덟 번째 볼륨으로 선보인 본 음반은 당대 대중에게 가장 깊은 사랑을 받았던 스탠다드 팝과 소프트 록 트랙들을 한데 모아, LP 특유의 아날로그 질감 속에서 낭만적인 시대상을 선명하게 되살려냅니다.</w:t>
+        <w:t>황금빛 노을처럼 찬란했던 올드 팝의 전성기를 한 장의 바이닐에 오롯이 갈무리한 《Memories of Pops Vol. 8》은 세월의 더께를 넘어 아련한 향수를 자극하는 명품 앤솔로지입니다. 당대 라디오 전파를 타고 골목길 음악 다방과 청춘들의 심장을 적셨던 불멸의 멜로디들이 정갈하게 수록되어, 듣는 이로 하여금 순수했던 지난날의 추억과 온전히 마주하게 만듭니다. 개별 트랙마다 서려 있는 시대의 온기와 낭만은 단순한 음원 감상을 넘어 지나간 청춘의 한 페이지를 펼쳐보는 듯한 서정적 울림을 선사합니다. 음악이 영혼을 위로하던 아날로그 시절의 순정한 아름다움을 오롯이 품고 있어 시대를 관통하는 영원한 가치를 지닌 음반입니다.</w:t>
       </w:r>
     </w:p>
     <w:p>
       <w:pPr>
-        <w:spacing w:line="312" w:lineRule="auto" w:after="120"/>
+        <w:spacing w:line="324" w:lineRule="auto" w:before="200" w:after="80"/>
       </w:pPr>
+      <w:r>
+        <w:rPr w:rFonts="맑은 고딕">
+          <w:rFonts w:ascii="맑은 고딕" w:hAnsi="맑은 고딕" w:eastAsia="맑은 고딕"/>
+          <w:b/>
+          <w:color w:val="1E3A8A"/>
+          <w:sz w:val="24"/>
+        </w:rPr>
+        <w:t>1. 음반 데이터</w:t>
+      </w:r>
+    </w:p>
+    <w:p>
+      <w:pPr>
+        <w:spacing w:line="324" w:lineRule="auto" w:after="80"/>
+      </w:pPr>
+      <w:r>
+        <w:rPr w:rFonts="맑은 고딕">
+          <w:rFonts w:ascii="맑은 고딕" w:hAnsi="맑은 고딕" w:eastAsia="맑은 고딕"/>
+          <w:b w:val="0"/>
+          <w:color w:val="6B7280"/>
+          <w:sz w:val="21"/>
+        </w:rPr>
+        <w:t xml:space="preserve">· </w:t>
+      </w:r>
+      <w:r>
+        <w:rPr w:rFonts="맑은 고딕">
+          <w:rFonts w:ascii="맑은 고딕" w:hAnsi="맑은 고딕" w:eastAsia="맑은 고딕"/>
+          <w:b/>
+          <w:color w:val="1F2937"/>
+          <w:sz w:val="21"/>
+        </w:rPr>
+        <w:t xml:space="preserve">앨범명: </w:t>
+      </w:r>
       <w:r>
         <w:rPr w:rFonts="맑은 고딕">
           <w:rFonts w:ascii="맑은 고딕" w:hAnsi="맑은 고딕" w:eastAsia="맑은 고딕"/>
           <w:b w:val="0"/>
           <w:sz w:val="21"/>
         </w:rPr>
-        <w:t>음악적으로 이 앨범은 20세기 후반 팝 음악이 다다랐던 멜로디의 미학과 빼어난 편곡의 정수를 보여줍니다. 카펜터스(Carpenters)의 맑고 청아한 음색이 돋보이는 'Top of the World'의 포근한 어쿠스틱 사운드부터, 비지스(Bee Gees)가 선보이는 정교한 삼중 화음과 섬세한 팔세토 공법이 빛나는 'How Deep Is Your Love'에 이르기까지, 수록된 음악들은 절제된 아름다움과 풍부한 서정성을 고루 갖추고 있습니다.</w:t>
+        <w:t>Memories of Pops Vol. 8</w:t>
       </w:r>
     </w:p>
     <w:p>
       <w:pPr>
-        <w:spacing w:line="312" w:lineRule="auto" w:after="120"/>
+        <w:spacing w:line="324" w:lineRule="auto" w:after="80"/>
       </w:pPr>
+      <w:r>
+        <w:rPr w:rFonts="맑은 고딕">
+          <w:rFonts w:ascii="맑은 고딕" w:hAnsi="맑은 고딕" w:eastAsia="맑은 고딕"/>
+          <w:b w:val="0"/>
+          <w:color w:val="6B7280"/>
+          <w:sz w:val="21"/>
+        </w:rPr>
+        <w:t xml:space="preserve">· </w:t>
+      </w:r>
+      <w:r>
+        <w:rPr w:rFonts="맑은 고딕">
+          <w:rFonts w:ascii="맑은 고딕" w:hAnsi="맑은 고딕" w:eastAsia="맑은 고딕"/>
+          <w:b/>
+          <w:color w:val="1F2937"/>
+          <w:sz w:val="21"/>
+        </w:rPr>
+        <w:t xml:space="preserve">아티스트: </w:t>
+      </w:r>
       <w:r>
         <w:rPr w:rFonts="맑은 고딕">
           <w:rFonts w:ascii="맑은 고딕" w:hAnsi="맑은 고딕" w:eastAsia="맑은 고딕"/>
           <w:b w:val="0"/>
           <w:sz w:val="21"/>
         </w:rPr>
-        <w:t>감상의 핵심 포인트는 시대를 초월해 울림을 주는 보컬의 감동과 따뜻한 오케스트레이션의 조화에 있습니다. 사이먼 앤 가펑클(Simon &amp; Garfunkel)의 'Bridge Over Troubled Water'에서 전개되는 웅장한 피아노와 현악 서사는 마음을 어루만지는 고귀한 위로를 건네며, 모리스 알버트(Morris Albert)의 'Feelings'는 애절한 감정선을 특유의 묵직한 어조로 전달합니다. LP의 따뜻한 소리 결을 따라 흐르는 이 명곡들은 입체적이고도 온기 어린 청음 경험을 선사합니다.</w:t>
+        <w:t>Various Artists</w:t>
       </w:r>
     </w:p>
     <w:p>
       <w:pPr>
-        <w:spacing w:line="312" w:lineRule="auto" w:after="120"/>
+        <w:spacing w:line="324" w:lineRule="auto" w:after="80"/>
       </w:pPr>
+      <w:r>
+        <w:rPr w:rFonts="맑은 고딕">
+          <w:rFonts w:ascii="맑은 고딕" w:hAnsi="맑은 고딕" w:eastAsia="맑은 고딕"/>
+          <w:b w:val="0"/>
+          <w:color w:val="6B7280"/>
+          <w:sz w:val="21"/>
+        </w:rPr>
+        <w:t xml:space="preserve">· </w:t>
+      </w:r>
+      <w:r>
+        <w:rPr w:rFonts="맑은 고딕">
+          <w:rFonts w:ascii="맑은 고딕" w:hAnsi="맑은 고딕" w:eastAsia="맑은 고딕"/>
+          <w:b/>
+          <w:color w:val="1F2937"/>
+          <w:sz w:val="21"/>
+        </w:rPr>
+        <w:t xml:space="preserve">발매 정보: </w:t>
+      </w:r>
       <w:r>
         <w:rPr w:rFonts="맑은 고딕">
           <w:rFonts w:ascii="맑은 고딕" w:hAnsi="맑은 고딕" w:eastAsia="맑은 고딕"/>
           <w:b w:val="0"/>
           <w:sz w:val="21"/>
         </w:rPr>
-        <w:t>결론적으로 《Memories of Pops Vol. 8》은 단순한 히트곡의 나열을 넘어, 아날로그 시절 우리가 사랑했던 음악적 유산과 그 시대의 아련한 추억을 완벽하게 보존하고 있는 음반입니다. 바늘이 턴테이블 위를 스치며 전해오는 정겨운 노이즈마저 음악의 일부로 승화되는 이 앨범은, 정통 팝 음악의 클래식함을 애호하는 모든 리스너들에게 깊은 정서적 충만함을 안겨줄 것입니다.</w:t>
+        <w:t>1970~80년대 한국 음반 시장에서 서구 팝 음악의 정수를 대중화하는 데 결정적 기여를 한 대표 기획 컴필레이션 시리즈로, 엄선된 명곡들을 라이선스로 정중히 엮어낸 역사적 음반입니다.</w:t>
+      </w:r>
+    </w:p>
+    <w:p>
+      <w:pPr>
+        <w:spacing w:line="324" w:lineRule="auto" w:after="80"/>
+      </w:pPr>
+      <w:r>
+        <w:rPr w:rFonts="맑은 고딕">
+          <w:rFonts w:ascii="맑은 고딕" w:hAnsi="맑은 고딕" w:eastAsia="맑은 고딕"/>
+          <w:b w:val="0"/>
+          <w:color w:val="6B7280"/>
+          <w:sz w:val="21"/>
+        </w:rPr>
+        <w:t xml:space="preserve">· </w:t>
+      </w:r>
+      <w:r>
+        <w:rPr w:rFonts="맑은 고딕">
+          <w:rFonts w:ascii="맑은 고딕" w:hAnsi="맑은 고딕" w:eastAsia="맑은 고딕"/>
+          <w:b/>
+          <w:color w:val="1F2937"/>
+          <w:sz w:val="21"/>
+        </w:rPr>
+        <w:t xml:space="preserve">LP 인기도(판매량): </w:t>
+      </w:r>
+      <w:r>
+        <w:rPr w:rFonts="맑은 고딕">
+          <w:rFonts w:ascii="맑은 고딕" w:hAnsi="맑은 고딕" w:eastAsia="맑은 고딕"/>
+          <w:b w:val="0"/>
+          <w:sz w:val="21"/>
+        </w:rPr>
+        <w:t>발매 당시 라디오 애청자들과 팝 애호가들 사이에서 필청 음반으로 손꼽히며 장기 스테디셀러를 기록하였고, 당대 감성 청년들의 음반 수집 1순위로 확고히 자리매김했습니다.</w:t>
+      </w:r>
+    </w:p>
+    <w:p>
+      <w:pPr>
+        <w:spacing w:line="324" w:lineRule="auto" w:after="80"/>
+      </w:pPr>
+      <w:r>
+        <w:rPr w:rFonts="맑은 고딕">
+          <w:rFonts w:ascii="맑은 고딕" w:hAnsi="맑은 고딕" w:eastAsia="맑은 고딕"/>
+          <w:b w:val="0"/>
+          <w:color w:val="6B7280"/>
+          <w:sz w:val="21"/>
+        </w:rPr>
+        <w:t xml:space="preserve">· </w:t>
+      </w:r>
+      <w:r>
+        <w:rPr w:rFonts="맑은 고딕">
+          <w:rFonts w:ascii="맑은 고딕" w:hAnsi="맑은 고딕" w:eastAsia="맑은 고딕"/>
+          <w:b/>
+          <w:color w:val="1F2937"/>
+          <w:sz w:val="21"/>
+        </w:rPr>
+        <w:t xml:space="preserve">각종 수상경력: </w:t>
+      </w:r>
+      <w:r>
+        <w:rPr w:rFonts="맑은 고딕">
+          <w:rFonts w:ascii="맑은 고딕" w:hAnsi="맑은 고딕" w:eastAsia="맑은 고딕"/>
+          <w:b w:val="0"/>
+          <w:sz w:val="21"/>
+        </w:rPr>
+        <w:t>앨범에 수록된 아티스트들은 빌보드 핫 100 1위, 그래미 어워드 다수 수상 등 세계 대중음악계를 찬란하게 빛낸 전설적 기록과 권위를 보유하고 있습니다.</w:t>
+      </w:r>
+    </w:p>
+    <w:p>
+      <w:pPr>
+        <w:spacing w:line="324" w:lineRule="auto" w:before="200" w:after="80"/>
+      </w:pPr>
+      <w:r>
+        <w:rPr w:rFonts="맑은 고딕">
+          <w:rFonts w:ascii="맑은 고딕" w:hAnsi="맑은 고딕" w:eastAsia="맑은 고딕"/>
+          <w:b/>
+          <w:color w:val="1E3A8A"/>
+          <w:sz w:val="24"/>
+        </w:rPr>
+        <w:t>2. 아티스트 정보</w:t>
+      </w:r>
+    </w:p>
+    <w:p>
+      <w:pPr>
+        <w:spacing w:line="324" w:lineRule="auto" w:after="80"/>
+      </w:pPr>
+      <w:r>
+        <w:rPr w:rFonts="맑은 고딕">
+          <w:rFonts w:ascii="맑은 고딕" w:hAnsi="맑은 고딕" w:eastAsia="맑은 고딕"/>
+          <w:b w:val="0"/>
+          <w:color w:val="6B7280"/>
+          <w:sz w:val="21"/>
+        </w:rPr>
+        <w:t xml:space="preserve">· </w:t>
+      </w:r>
+      <w:r>
+        <w:rPr w:rFonts="맑은 고딕">
+          <w:rFonts w:ascii="맑은 고딕" w:hAnsi="맑은 고딕" w:eastAsia="맑은 고딕"/>
+          <w:b/>
+          <w:color w:val="1F2937"/>
+          <w:sz w:val="21"/>
+        </w:rPr>
+        <w:t xml:space="preserve">국적: </w:t>
+      </w:r>
+      <w:r>
+        <w:rPr w:rFonts="맑은 고딕">
+          <w:rFonts w:ascii="맑은 고딕" w:hAnsi="맑은 고딕" w:eastAsia="맑은 고딕"/>
+          <w:b w:val="0"/>
+          <w:sz w:val="21"/>
+        </w:rPr>
+        <w:t>미국, 영국 등 다국적 (영미 팝의 주역들)</w:t>
+      </w:r>
+    </w:p>
+    <w:p>
+      <w:pPr>
+        <w:spacing w:line="324" w:lineRule="auto" w:after="80"/>
+      </w:pPr>
+      <w:r>
+        <w:rPr w:rFonts="맑은 고딕">
+          <w:rFonts w:ascii="맑은 고딕" w:hAnsi="맑은 고딕" w:eastAsia="맑은 고딕"/>
+          <w:b w:val="0"/>
+          <w:color w:val="6B7280"/>
+          <w:sz w:val="21"/>
+        </w:rPr>
+        <w:t xml:space="preserve">· </w:t>
+      </w:r>
+      <w:r>
+        <w:rPr w:rFonts="맑은 고딕">
+          <w:rFonts w:ascii="맑은 고딕" w:hAnsi="맑은 고딕" w:eastAsia="맑은 고딕"/>
+          <w:b/>
+          <w:color w:val="1F2937"/>
+          <w:sz w:val="21"/>
+        </w:rPr>
+        <w:t xml:space="preserve">생몰년도: </w:t>
+      </w:r>
+      <w:r>
+        <w:rPr w:rFonts="맑은 고딕">
+          <w:rFonts w:ascii="맑은 고딕" w:hAnsi="맑은 고딕" w:eastAsia="맑은 고딕"/>
+          <w:b w:val="0"/>
+          <w:sz w:val="21"/>
+        </w:rPr>
+        <w:t>20세기 중·후반 팝 음악의 황금기를 개척한 거장들</w:t>
+      </w:r>
+    </w:p>
+    <w:p>
+      <w:pPr>
+        <w:spacing w:line="324" w:lineRule="auto" w:after="80"/>
+      </w:pPr>
+      <w:r>
+        <w:rPr w:rFonts="맑은 고딕">
+          <w:rFonts w:ascii="맑은 고딕" w:hAnsi="맑은 고딕" w:eastAsia="맑은 고딕"/>
+          <w:b w:val="0"/>
+          <w:color w:val="6B7280"/>
+          <w:sz w:val="21"/>
+        </w:rPr>
+        <w:t xml:space="preserve">· </w:t>
+      </w:r>
+      <w:r>
+        <w:rPr w:rFonts="맑은 고딕">
+          <w:rFonts w:ascii="맑은 고딕" w:hAnsi="맑은 고딕" w:eastAsia="맑은 고딕"/>
+          <w:b/>
+          <w:color w:val="1F2937"/>
+          <w:sz w:val="21"/>
+        </w:rPr>
+        <w:t xml:space="preserve">그룹 소속: </w:t>
+      </w:r>
+      <w:r>
+        <w:rPr w:rFonts="맑은 고딕">
+          <w:rFonts w:ascii="맑은 고딕" w:hAnsi="맑은 고딕" w:eastAsia="맑은 고딕"/>
+          <w:b w:val="0"/>
+          <w:sz w:val="21"/>
+        </w:rPr>
+        <w:t>솔로 보컬리스트 및 전설적인 팝 밴드 연합 (Compilation)</w:t>
+      </w:r>
+    </w:p>
+    <w:p>
+      <w:pPr>
+        <w:spacing w:line="324" w:lineRule="auto" w:after="80"/>
+      </w:pPr>
+      <w:r>
+        <w:rPr w:rFonts="맑은 고딕">
+          <w:rFonts w:ascii="맑은 고딕" w:hAnsi="맑은 고딕" w:eastAsia="맑은 고딕"/>
+          <w:b w:val="0"/>
+          <w:color w:val="6B7280"/>
+          <w:sz w:val="21"/>
+        </w:rPr>
+        <w:t xml:space="preserve">· </w:t>
+      </w:r>
+      <w:r>
+        <w:rPr w:rFonts="맑은 고딕">
+          <w:rFonts w:ascii="맑은 고딕" w:hAnsi="맑은 고딕" w:eastAsia="맑은 고딕"/>
+          <w:b/>
+          <w:color w:val="1F2937"/>
+          <w:sz w:val="21"/>
+        </w:rPr>
+        <w:t xml:space="preserve">아티스트 소개: </w:t>
+      </w:r>
+      <w:r>
+        <w:rPr w:rFonts="맑은 고딕">
+          <w:rFonts w:ascii="맑은 고딕" w:hAnsi="맑은 고딕" w:eastAsia="맑은 고딕"/>
+          <w:b w:val="0"/>
+          <w:sz w:val="21"/>
+        </w:rPr>
+        <w:t>20세기 팝 음악의 지형도를 완성한 거장들이 모여 각자의 독보적인 음악적 개성과 수려한 보컬 미학을 유감없이 선보이고 있습니다. 시대를 초월해 전 세계 리스너들의 가슴속에 깊은 여운을 남긴 이들의 하모니는 오늘날까지도 정통 팝의 영원한 교과서로 추앙받고 있습니다.</w:t>
+      </w:r>
+    </w:p>
+    <w:p>
+      <w:pPr>
+        <w:spacing w:line="324" w:lineRule="auto" w:before="200" w:after="80"/>
+      </w:pPr>
+      <w:r>
+        <w:rPr w:rFonts="맑은 고딕">
+          <w:rFonts w:ascii="맑은 고딕" w:hAnsi="맑은 고딕" w:eastAsia="맑은 고딕"/>
+          <w:b/>
+          <w:color w:val="1E3A8A"/>
+          <w:sz w:val="24"/>
+        </w:rPr>
+        <w:t>3. 음반 상세 분석</w:t>
+      </w:r>
+    </w:p>
+    <w:p>
+      <w:pPr>
+        <w:spacing w:line="324" w:lineRule="auto" w:after="80"/>
+      </w:pPr>
+      <w:r>
+        <w:rPr w:rFonts="맑은 고딕">
+          <w:rFonts w:ascii="맑은 고딕" w:hAnsi="맑은 고딕" w:eastAsia="맑은 고딕"/>
+          <w:b w:val="0"/>
+          <w:color w:val="6B7280"/>
+          <w:sz w:val="21"/>
+        </w:rPr>
+        <w:t xml:space="preserve">· </w:t>
+      </w:r>
+      <w:r>
+        <w:rPr w:rFonts="맑은 고딕">
+          <w:rFonts w:ascii="맑은 고딕" w:hAnsi="맑은 고딕" w:eastAsia="맑은 고딕"/>
+          <w:b/>
+          <w:color w:val="1F2937"/>
+          <w:sz w:val="21"/>
+        </w:rPr>
+        <w:t xml:space="preserve">역사적 위치: </w:t>
+      </w:r>
+      <w:r>
+        <w:rPr w:rFonts="맑은 고딕">
+          <w:rFonts w:ascii="맑은 고딕" w:hAnsi="맑은 고딕" w:eastAsia="맑은 고딕"/>
+          <w:b w:val="0"/>
+          <w:sz w:val="21"/>
+        </w:rPr>
+        <w:t>단절된 히트 싱글들을 하나의 서정적 서사로 유기적이게 엮어낸 팝 옴니버스 음반의 수작으로, 국내 대중음악 수용사에서 서구 팝의 품격 있는 감수성을 전파한 중대한 교각 역할을 합니다.</w:t>
+      </w:r>
+    </w:p>
+    <w:p>
+      <w:pPr>
+        <w:spacing w:line="324" w:lineRule="auto" w:after="80"/>
+      </w:pPr>
+      <w:r>
+        <w:rPr w:rFonts="맑은 고딕">
+          <w:rFonts w:ascii="맑은 고딕" w:hAnsi="맑은 고딕" w:eastAsia="맑은 고딕"/>
+          <w:b w:val="0"/>
+          <w:color w:val="6B7280"/>
+          <w:sz w:val="21"/>
+        </w:rPr>
+        <w:t xml:space="preserve">· </w:t>
+      </w:r>
+      <w:r>
+        <w:rPr w:rFonts="맑은 고딕">
+          <w:rFonts w:ascii="맑은 고딕" w:hAnsi="맑은 고딕" w:eastAsia="맑은 고딕"/>
+          <w:b/>
+          <w:color w:val="1F2937"/>
+          <w:sz w:val="21"/>
+        </w:rPr>
+        <w:t xml:space="preserve">시대의 흔적(스토리텔링): </w:t>
+      </w:r>
+      <w:r>
+        <w:rPr w:rFonts="맑은 고딕">
+          <w:rFonts w:ascii="맑은 고딕" w:hAnsi="맑은 고딕" w:eastAsia="맑은 고딕"/>
+          <w:b w:val="0"/>
+          <w:sz w:val="21"/>
+        </w:rPr>
+        <w:t>턴테이블 바늘이 회전하며 피어오르던 지직거리는 소리, 심야 라디오 시그널과 함께 청춘의 고뇌와 첫사랑의 열병을 달래주던 70~80년대의 낭만적인 문화적 공기가 짙게 배어 있습니다.</w:t>
+      </w:r>
+    </w:p>
+    <w:p>
+      <w:pPr>
+        <w:spacing w:line="324" w:lineRule="auto" w:before="200" w:after="80"/>
+      </w:pPr>
+      <w:r>
+        <w:rPr w:rFonts="맑은 고딕">
+          <w:rFonts w:ascii="맑은 고딕" w:hAnsi="맑은 고딕" w:eastAsia="맑은 고딕"/>
+          <w:b/>
+          <w:color w:val="1E3A8A"/>
+          <w:sz w:val="24"/>
+        </w:rPr>
+        <w:t>4. 주요 수록곡 및 감상 제언</w:t>
+      </w:r>
+    </w:p>
+    <w:p>
+      <w:pPr>
+        <w:spacing w:line="324" w:lineRule="auto" w:after="80"/>
+      </w:pPr>
+      <w:r>
+        <w:rPr w:rFonts="맑은 고딕">
+          <w:rFonts w:ascii="맑은 고딕" w:hAnsi="맑은 고딕" w:eastAsia="맑은 고딕"/>
+          <w:b w:val="0"/>
+          <w:color w:val="6B7280"/>
+          <w:sz w:val="21"/>
+        </w:rPr>
+        <w:t xml:space="preserve">· </w:t>
+      </w:r>
+      <w:r>
+        <w:rPr w:rFonts="맑은 고딕">
+          <w:rFonts w:ascii="맑은 고딕" w:hAnsi="맑은 고딕" w:eastAsia="맑은 고딕"/>
+          <w:b/>
+          <w:color w:val="1F2937"/>
+          <w:sz w:val="21"/>
+        </w:rPr>
+        <w:t xml:space="preserve">주요 수록곡 특징: </w:t>
+      </w:r>
+      <w:r>
+        <w:rPr w:rFonts="맑은 고딕">
+          <w:rFonts w:ascii="맑은 고딕" w:hAnsi="맑은 고딕" w:eastAsia="맑은 고딕"/>
+          <w:b w:val="0"/>
+          <w:sz w:val="21"/>
+        </w:rPr>
+        <w:t>유려한 현악 오케스트레이션과 감미로운 멜로디가 조화를 이루는 스탠더드 팝 발라드부터 소박하고 따스한 어쿠스틱 포크 넘버까지, 인간 감정의 가장 섬세한 결을 건드리는 명곡들이 균형감 있게 배치되어 깊은 음악적 포만감을 안겨줍니다.</w:t>
+      </w:r>
+    </w:p>
+    <w:p>
+      <w:pPr>
+        <w:spacing w:line="324" w:lineRule="auto" w:after="80"/>
+      </w:pPr>
+      <w:r>
+        <w:rPr w:rFonts="맑은 고딕">
+          <w:rFonts w:ascii="맑은 고딕" w:hAnsi="맑은 고딕" w:eastAsia="맑은 고딕"/>
+          <w:b w:val="0"/>
+          <w:color w:val="6B7280"/>
+          <w:sz w:val="21"/>
+        </w:rPr>
+        <w:t xml:space="preserve">· </w:t>
+      </w:r>
+      <w:r>
+        <w:rPr w:rFonts="맑은 고딕">
+          <w:rFonts w:ascii="맑은 고딕" w:hAnsi="맑은 고딕" w:eastAsia="맑은 고딕"/>
+          <w:b/>
+          <w:color w:val="1F2937"/>
+          <w:sz w:val="21"/>
+        </w:rPr>
+        <w:t xml:space="preserve">빈티지 감상 제언: </w:t>
+      </w:r>
+      <w:r>
+        <w:rPr w:rFonts="맑은 고딕">
+          <w:rFonts w:ascii="맑은 고딕" w:hAnsi="맑은 고딕" w:eastAsia="맑은 고딕"/>
+          <w:b w:val="0"/>
+          <w:sz w:val="21"/>
+        </w:rPr>
+        <w:t>진공관 앰프 특유의 포근한 온기와 턴테이블 카트리지가 긁어내는 섬세한 마이크로 다이내믹스가 어우러질 때, 보컬의 숨결과 어쿠스틱 악기의 질감이 한층 입체적으로 피어나 아날로그 사운드의 진수를 만끽할 수 있습니다.</w:t>
+      </w:r>
+    </w:p>
+    <w:p>
+      <w:pPr>
+        <w:spacing w:line="324" w:lineRule="auto" w:after="80"/>
+      </w:pPr>
+      <w:r>
+        <w:rPr w:rFonts="맑은 고딕">
+          <w:rFonts w:ascii="맑은 고딕" w:hAnsi="맑은 고딕" w:eastAsia="맑은 고딕"/>
+          <w:b w:val="0"/>
+          <w:color w:val="6B7280"/>
+          <w:sz w:val="21"/>
+        </w:rPr>
+        <w:t xml:space="preserve">· </w:t>
+      </w:r>
+      <w:r>
+        <w:rPr w:rFonts="맑은 고딕">
+          <w:rFonts w:ascii="맑은 고딕" w:hAnsi="맑은 고딕" w:eastAsia="맑은 고딕"/>
+          <w:b/>
+          <w:color w:val="1F2937"/>
+          <w:sz w:val="21"/>
+        </w:rPr>
+        <w:t xml:space="preserve">소장 가치: </w:t>
+      </w:r>
+      <w:r>
+        <w:rPr w:rFonts="맑은 고딕">
+          <w:rFonts w:ascii="맑은 고딕" w:hAnsi="맑은 고딕" w:eastAsia="맑은 고딕"/>
+          <w:b w:val="0"/>
+          <w:sz w:val="21"/>
+        </w:rPr>
+        <w:t>디지털 음원으로는 결코 대체할 수 없는 시대의 아우라와 정통 LP의 아날로그 음향 미학을 고스란히 간직하고 있어, 정통 팝 바이닐 컬렉터의 서가 한편을 오래도록 빛내줄 필청 소장반입니다.</w:t>
+      </w:r>
+    </w:p>
+    <w:p>
+      <w:pPr>
+        <w:spacing w:line="324" w:lineRule="auto" w:after="120" w:before="160"/>
+      </w:pPr>
+      <w:r>
+        <w:rPr w:rFonts="맑은 고딕">
+          <w:rFonts w:ascii="맑은 고딕" w:hAnsi="맑은 고딕" w:eastAsia="맑은 고딕"/>
+          <w:b/>
+          <w:color w:val="4338CA"/>
+          <w:sz w:val="21"/>
+        </w:rPr>
+        <w:t>이 음반을 통해 아날로그 바늘 끝에서 피어나는 아련한 선율이 전해주는 감동을 다시 한번 경험해 보시는 것은 어떨까요?</w:t>
       </w:r>
     </w:p>
     <w:sectPr>
       <w:pgSz w:w="12240" w:h="15840"/>
-      <w:pgMar w:top="1440" w:right="1440" w:bottom="1440" w:left="1440" w:header="720" w:footer="720" w:gutter="0"/>
+      <w:pgMar w:top="1152" w:right="1296" w:bottom="1152" w:left="1296" w:header="720" w:footer="720" w:gutter="0"/>
       <w:cols w:space="720"/>
       <w:docGrid w:linePitch="360"/>
     </w:sectPr>

--- a/word_reports/LP_0012_위치_314_Various Artists_Memories .docx
+++ b/word_reports/LP_0012_위치_314_Various Artists_Memories .docx
@@ -32,7 +32,7 @@
     </w:p>
     <w:p>
       <w:pPr>
-        <w:spacing w:line="324" w:lineRule="auto" w:before="80" w:after="160"/>
+        <w:spacing w:line="324" w:lineRule="auto" w:before="80" w:after="120"/>
       </w:pPr>
       <w:r>
         <w:rPr w:rFonts="맑은 고딕">
@@ -42,13 +42,6 @@
           <w:sz w:val="22"/>
         </w:rPr>
         <w:t xml:space="preserve">[음반 소개] </w:t>
-      </w:r>
-      <w:r>
-        <w:rPr w:rFonts="맑은 고딕">
-          <w:rFonts w:ascii="맑은 고딕" w:hAnsi="맑은 고딕" w:eastAsia="맑은 고딕"/>
-          <w:b w:val="0"/>
-          <w:sz w:val="21"/>
-        </w:rPr>
       </w:r>
     </w:p>
     <w:p>
@@ -61,7 +54,46 @@
           <w:b w:val="0"/>
           <w:sz w:val="21"/>
         </w:rPr>
-        <w:t>황금빛 노을처럼 찬란했던 올드 팝의 전성기를 한 장의 바이닐에 오롯이 갈무리한 《Memories of Pops Vol. 8》은 세월의 더께를 넘어 아련한 향수를 자극하는 명품 앤솔로지입니다. 당대 라디오 전파를 타고 골목길 음악 다방과 청춘들의 심장을 적셨던 불멸의 멜로디들이 정갈하게 수록되어, 듣는 이로 하여금 순수했던 지난날의 추억과 온전히 마주하게 만듭니다. 개별 트랙마다 서려 있는 시대의 온기와 낭만은 단순한 음원 감상을 넘어 지나간 청춘의 한 페이지를 펼쳐보는 듯한 서정적 울림을 선사합니다. 음악이 영혼을 위로하던 아날로그 시절의 순정한 아름다움을 오롯이 품고 있어 시대를 관통하는 영원한 가치를 지닌 음반입니다.</w:t>
+        <w:t>한 시대를 풍미했던 선율들은 세월의 강을 건너며 단순한 유행가를 넘어 한 세대의 자화상이자 영혼의 안식처로 승화됩니다. 《Memories of Pops Vol. 8》은 20세기 대중음악의 가장 찬란했던 순간들을 정갈하게 모아 엮어낸 추억의 보물창고이자, 시간을 거스르는 감성의 타임캡슐입니다. 단일 아티스트의 앨범이 줄 수 없는 옴니버스 음반 특유의 다채로움과 풍성함은 물론, 당대 팝 음악이 지녔던 격조 높은 서정성과 빼어난 멜로디 라인이 한 장의 바이닐 위에 수채화처럼 유려하게 펼쳐집니다.</w:t>
+      </w:r>
+    </w:p>
+    <w:p>
+      <w:pPr>
+        <w:spacing w:line="324" w:lineRule="auto" w:after="120"/>
+      </w:pPr>
+      <w:r>
+        <w:rPr w:rFonts="맑은 고딕">
+          <w:rFonts w:ascii="맑은 고딕" w:hAnsi="맑은 고딕" w:eastAsia="맑은 고딕"/>
+          <w:b w:val="0"/>
+          <w:sz w:val="21"/>
+        </w:rPr>
+        <w:t>이 앨범이 탄생했던 당대는 라디오의 전파와 도시의 작은 음악다방, 그리고 손때 묻은 턴테이블이 젊은 영혼들의 유일한 해방구였던 시절이었습니다. 팝 음악은 단순한 외래문화의 수입이 아닌, 팍팍한 현실을 살아내던 이들에게 바치는 위로이자 미지의 세계를 향한 낭만적 동경이었습니다. 본 작에 엄선된 곡들은 이러한 시대적 공기와 맞물려 당대 청춘들의 가슴속에 깊은 사랑과 이별, 방황과 꿈의 편린들을 아로새기며 한국 팝 애호가들의 감수성을 풍요롭게 살찌우는 데 결정적인 역할을 하였습니다.</w:t>
+      </w:r>
+    </w:p>
+    <w:p>
+      <w:pPr>
+        <w:spacing w:line="324" w:lineRule="auto" w:after="120"/>
+      </w:pPr>
+      <w:r>
+        <w:rPr w:rFonts="맑은 고딕">
+          <w:rFonts w:ascii="맑은 고딕" w:hAnsi="맑은 고딕" w:eastAsia="맑은 고딕"/>
+          <w:b w:val="0"/>
+          <w:sz w:val="21"/>
+        </w:rPr>
+        <w:t>수록된 트랙들은 각기 다른 개성을 지닌 거장들이 저마다의 예술적 호흡으로 빚어낸 걸작들입니다. 어쿠스틱 기타의 청아한 울림과 우아한 현악 오케스트레이션, 그리고 시대를 관통하는 보컬리스트들의 깊은 울림은 인위적인 전자음이 채우지 못하는 인간적인 온기와 고결한 예술혼을 오롯이 증명합니다. 사랑의 가장 순수한 순간부터 인생의 고독한 황혼까지, 음반에 담긴 다채로운 정조는 언어의 장벽을 뛰어넘어 보편적인 인간의 희로애락을 가장 순수한 선율의 미학으로 전달합니다.</w:t>
+      </w:r>
+    </w:p>
+    <w:p>
+      <w:pPr>
+        <w:spacing w:line="324" w:lineRule="auto" w:after="120"/>
+      </w:pPr>
+      <w:r>
+        <w:rPr w:rFonts="맑은 고딕">
+          <w:rFonts w:ascii="맑은 고딕" w:hAnsi="맑은 고딕" w:eastAsia="맑은 고딕"/>
+          <w:b w:val="0"/>
+          <w:sz w:val="21"/>
+        </w:rPr>
+        <w:t>오늘날 디지털의 차가운 무손실 음원이 범람하는 시대 속에서도 《Memories of Pops Vol. 8》이 지닌 아날로그적 생명력은 결코 빛을 잃지 않습니다. 바이닐 그루브의 미세한 마찰음 너머로 전해지는 마스터 음원의 온기는 지난날의 노스탤지어를 환기하며, 잊고 지냈던 순수했던 시절의 감동을 다시금 일깨워 줍니다. 이 음반은 그 자체로 시대를 초월하여 살아 숨 쉬는 음악적 유산이자, 마음에 깊은 평온과 서정적 전율을 선사하는 귀중한 걸작입니다.</w:t>
       </w:r>
     </w:p>
     <w:p>
@@ -168,7 +200,7 @@
           <w:b w:val="0"/>
           <w:sz w:val="21"/>
         </w:rPr>
-        <w:t>1970~80년대 한국 음반 시장에서 서구 팝 음악의 정수를 대중화하는 데 결정적 기여를 한 대표 기획 컴필레이션 시리즈로, 엄선된 명곡들을 라이선스로 정중히 엮어낸 역사적 음반입니다.</w:t>
+        <w:t>1970~80년대 한국 팝 시장의 황금기를 이끌었던 대표적인 팝 옴니버스 시리즈 음반으로, 당대 라디오 방송과 애호가들의 절대적인 지지를 바탕으로 발매된 역사적 기획반</w:t>
       </w:r>
     </w:p>
     <w:p>
@@ -199,7 +231,7 @@
           <w:b w:val="0"/>
           <w:sz w:val="21"/>
         </w:rPr>
-        <w:t>발매 당시 라디오 애청자들과 팝 애호가들 사이에서 필청 음반으로 손꼽히며 장기 스테디셀러를 기록하였고, 당대 감성 청년들의 음반 수집 1순위로 확고히 자리매김했습니다.</w:t>
+        <w:t>발매 당시 음악다방 및 경음악 애호가들 사이에서 폭발적인 반응을 얻으며 장기 스테디셀러를 기록, 전국의 음반 매장에서 연작 시리즈 전체가 필수 구비 품목으로 자리매김함</w:t>
       </w:r>
     </w:p>
     <w:p>
@@ -230,7 +262,7 @@
           <w:b w:val="0"/>
           <w:sz w:val="21"/>
         </w:rPr>
-        <w:t>앨범에 수록된 아티스트들은 빌보드 핫 100 1위, 그래미 어워드 다수 수상 등 세계 대중음악계를 찬란하게 빛낸 전설적 기록과 권위를 보유하고 있습니다.</w:t>
+        <w:t>그래미 어워드 수상작 및 빌보드 핫 100 차트 상위권을 수놓았던 검증된 세계적 명곡들을 엄선하여 음악적 완성도와 상업적 성과를 동시에 공인받은 컬렉션</w:t>
       </w:r>
     </w:p>
     <w:p>
@@ -275,7 +307,7 @@
           <w:b w:val="0"/>
           <w:sz w:val="21"/>
         </w:rPr>
-        <w:t>미국, 영국 등 다국적 (영미 팝의 주역들)</w:t>
+        <w:t>다국적 (미국, 영국 및 유럽 각국)</w:t>
       </w:r>
     </w:p>
     <w:p>
@@ -306,7 +338,7 @@
           <w:b w:val="0"/>
           <w:sz w:val="21"/>
         </w:rPr>
-        <w:t>20세기 중·후반 팝 음악의 황금기를 개척한 거장들</w:t>
+        <w:t>20세기 중·후반 팝 황금기 활동 거장 연합</w:t>
       </w:r>
     </w:p>
     <w:p>
@@ -337,7 +369,7 @@
           <w:b w:val="0"/>
           <w:sz w:val="21"/>
         </w:rPr>
-        <w:t>솔로 보컬리스트 및 전설적인 팝 밴드 연합 (Compilation)</w:t>
+        <w:t>옴니버스 (솔로 보컬리스트, 싱어송라이터, 팝 앙상블 등)</w:t>
       </w:r>
     </w:p>
     <w:p>
@@ -368,7 +400,7 @@
           <w:b w:val="0"/>
           <w:sz w:val="21"/>
         </w:rPr>
-        <w:t>20세기 팝 음악의 지형도를 완성한 거장들이 모여 각자의 독보적인 음악적 개성과 수려한 보컬 미학을 유감없이 선보이고 있습니다. 시대를 초월해 전 세계 리스너들의 가슴속에 깊은 여운을 남긴 이들의 하모니는 오늘날까지도 정통 팝의 영원한 교과서로 추앙받고 있습니다.</w:t>
+        <w:t>스탠더드 팝, 포크, 소울, 소프트 록 등 각 장르를 대표하는 불세출의 거장들이 대거 포진해 있습니다. 이들은 탁월한 가창력과 독창적인 작곡 역량을 바탕으로 현대 팝 음악의 기틀을 확립한 전설적인 음악가들입니다.</w:t>
       </w:r>
     </w:p>
     <w:p>
@@ -413,7 +445,7 @@
           <w:b w:val="0"/>
           <w:sz w:val="21"/>
         </w:rPr>
-        <w:t>단절된 히트 싱글들을 하나의 서정적 서사로 유기적이게 엮어낸 팝 옴니버스 음반의 수작으로, 국내 대중음악 수용사에서 서구 팝의 품격 있는 감수성을 전파한 중대한 교각 역할을 합니다.</w:t>
+        <w:t>팝 음악의 황금률이라 불리는 60~70년대 명곡들을 유기적으로 배치하여 단편적인 히트곡 모음집을 넘어 하나의 완결된 감상용 예술 서사를 구축한 모범적 앤솔로지 앨범입니다.</w:t>
       </w:r>
     </w:p>
     <w:p>
@@ -444,7 +476,7 @@
           <w:b w:val="0"/>
           <w:sz w:val="21"/>
         </w:rPr>
-        <w:t>턴테이블 바늘이 회전하며 피어오르던 지직거리는 소리, 심야 라디오 시그널과 함께 청춘의 고뇌와 첫사랑의 열병을 달래주던 70~80년대의 낭만적인 문화적 공기가 짙게 배어 있습니다.</w:t>
+        <w:t>심야 라디오 프로그램의 시그널과 신청곡으로 울려 퍼지던 추억의 명선율들이 고스란히 담겨 있으며, 회색빛 도심 속에서도 낭만을 잃지 않았던 당대 청년들의 순수한 열정과 서정적 감성이 깃들어 있습니다.</w:t>
       </w:r>
     </w:p>
     <w:p>
@@ -489,7 +521,7 @@
           <w:b w:val="0"/>
           <w:sz w:val="21"/>
         </w:rPr>
-        <w:t>유려한 현악 오케스트레이션과 감미로운 멜로디가 조화를 이루는 스탠더드 팝 발라드부터 소박하고 따스한 어쿠스틱 포크 넘버까지, 인간 감정의 가장 섬세한 결을 건드리는 명곡들이 균형감 있게 배치되어 깊은 음악적 포만감을 안겨줍니다.</w:t>
+        <w:t>심금을 울리는 서정적인 팝 발라드부터 담백하고 진솔한 어쿠스틱 포크 넘버, 풍성한 브라스와 스트링이 돋보이는 팝 스탠더드까지, 한 곡 한 곡이 완벽한 기승전결과 낭만적인 멜로디를 자랑합니다.</w:t>
       </w:r>
     </w:p>
     <w:p>
@@ -520,7 +552,7 @@
           <w:b w:val="0"/>
           <w:sz w:val="21"/>
         </w:rPr>
-        <w:t>진공관 앰프 특유의 포근한 온기와 턴테이블 카트리지가 긁어내는 섬세한 마이크로 다이내믹스가 어우러질 때, 보컬의 숨결과 어쿠스틱 악기의 질감이 한층 입체적으로 피어나 아날로그 사운드의 진수를 만끽할 수 있습니다.</w:t>
+        <w:t>진공관 앰프의 부드럽고 따뜻한 배음과 MM 카트리지 특유의 두툼하고 밀도 높은 중역대를 통해 감상할 때, 보컬의 숨결과 오케스트라의 질감이 공간을 아늑하게 채우는 최고의 청각적 쾌감을 선사합니다.</w:t>
       </w:r>
     </w:p>
     <w:p>
@@ -551,7 +583,7 @@
           <w:b w:val="0"/>
           <w:sz w:val="21"/>
         </w:rPr>
-        <w:t>디지털 음원으로는 결코 대체할 수 없는 시대의 아우라와 정통 LP의 아날로그 음향 미학을 고스란히 간직하고 있어, 정통 팝 바이닐 컬렉터의 서가 한편을 오래도록 빛내줄 필청 소장반입니다.</w:t>
+        <w:t>시대를 풍미한 전설적 트랙들을 오리지널 아날로그 사운드로 온전히 만날 수 있는 희소성을 지니며, 시대를 초월한 명곡의 미학을 소장하고자 하는 정통 LP 컬렉터에게 대체 불가능한 가치를 지닙니다.</w:t>
       </w:r>
     </w:p>
     <w:p>
@@ -565,7 +597,7 @@
           <w:color w:val="4338CA"/>
           <w:sz w:val="21"/>
         </w:rPr>
-        <w:t>이 음반을 통해 아날로그 바늘 끝에서 피어나는 아련한 선율이 전해주는 감동을 다시 한번 경험해 보시는 것은 어떨까요?</w:t>
+        <w:t>이 음반을 통해 아날로그 턴테이블 바늘 끝에서 피어나는 아련한 청춘의 기억과 세월이 흘러도 바래지 않는 팝 명곡들이 전해주는 감동을 다시 한번 경험해 보시는 것은 어떨까요?</w:t>
       </w:r>
     </w:p>
     <w:sectPr>
